--- a/backend/templates/CDMX_MUTUO_H_CASADO.docx
+++ b/backend/templates/CDMX_MUTUO_H_CASADO.docx
@@ -229,8 +229,8 @@
         </w:rPr>
         <w:t>--</w:t>
       </w:r>
-      <w:bookmarkStart w:id="0" w:name="_Hlk25759886"/>
-      <w:bookmarkStart w:id="1" w:name="_Hlk30500945"/>
+      <w:bookmarkStart w:id="0" w:name="_Hlk30500945"/>
+      <w:bookmarkStart w:id="1" w:name="_Hlk25759886"/>
       <w:r>
         <w:rPr>
           <w:rFonts w:ascii="Arial" w:hAnsi="Arial" w:cs="Arial"/>
@@ -303,62 +303,62 @@
         </w:rPr>
         <w:t>/</w:t>
       </w:r>
+      <w:bookmarkEnd w:id="0"/>
+      <w:r>
+        <w:rPr>
+          <w:rFonts w:ascii="Arial" w:hAnsi="Arial" w:cs="Arial"/>
+          <w:sz w:val="14"/>
+          <w:szCs w:val="14"/>
+          <w:lang w:val="pt-PT"/>
+        </w:rPr>
+        <w:t>JCOR</w:t>
+      </w:r>
+      <w:r>
+        <w:rPr>
+          <w:rFonts w:ascii="Arial" w:hAnsi="Arial" w:cs="Arial"/>
+          <w:sz w:val="14"/>
+          <w:szCs w:val="14"/>
+          <w:lang w:val="pt-PT"/>
+        </w:rPr>
+        <w:t>/</w:t>
+      </w:r>
+      <w:r>
+        <w:rPr>
+          <w:rFonts w:ascii="Arial" w:hAnsi="Arial" w:cs="Arial"/>
+          <w:sz w:val="14"/>
+          <w:szCs w:val="14"/>
+          <w:lang w:val="pt-PT"/>
+        </w:rPr>
+        <w:t xml:space="preserve">    </w:t>
+      </w:r>
+      <w:r>
+        <w:rPr>
+          <w:rFonts w:ascii="Arial" w:hAnsi="Arial" w:cs="Arial"/>
+          <w:sz w:val="14"/>
+          <w:szCs w:val="14"/>
+          <w:lang w:val="pt-PT"/>
+        </w:rPr>
+        <w:t>/</w:t>
+      </w:r>
+      <w:r>
+        <w:rPr>
+          <w:rFonts w:ascii="Arial" w:hAnsi="Arial" w:cs="Arial"/>
+          <w:sz w:val="14"/>
+          <w:szCs w:val="14"/>
+          <w:lang w:val="pt-PT"/>
+        </w:rPr>
+        <w:t xml:space="preserve">    </w:t>
+      </w:r>
+      <w:r>
+        <w:rPr>
+          <w:rFonts w:ascii="Arial" w:hAnsi="Arial" w:cs="Arial"/>
+          <w:sz w:val="14"/>
+          <w:szCs w:val="14"/>
+          <w:lang w:val="pt-PT"/>
+        </w:rPr>
+        <w:t xml:space="preserve">/    </w:t>
+      </w:r>
       <w:bookmarkEnd w:id="1"/>
-      <w:r>
-        <w:rPr>
-          <w:rFonts w:ascii="Arial" w:hAnsi="Arial" w:cs="Arial"/>
-          <w:sz w:val="14"/>
-          <w:szCs w:val="14"/>
-          <w:lang w:val="pt-PT"/>
-        </w:rPr>
-        <w:t>JCOR</w:t>
-      </w:r>
-      <w:r>
-        <w:rPr>
-          <w:rFonts w:ascii="Arial" w:hAnsi="Arial" w:cs="Arial"/>
-          <w:sz w:val="14"/>
-          <w:szCs w:val="14"/>
-          <w:lang w:val="pt-PT"/>
-        </w:rPr>
-        <w:t>/</w:t>
-      </w:r>
-      <w:r>
-        <w:rPr>
-          <w:rFonts w:ascii="Arial" w:hAnsi="Arial" w:cs="Arial"/>
-          <w:sz w:val="14"/>
-          <w:szCs w:val="14"/>
-          <w:lang w:val="pt-PT"/>
-        </w:rPr>
-        <w:t xml:space="preserve">    </w:t>
-      </w:r>
-      <w:r>
-        <w:rPr>
-          <w:rFonts w:ascii="Arial" w:hAnsi="Arial" w:cs="Arial"/>
-          <w:sz w:val="14"/>
-          <w:szCs w:val="14"/>
-          <w:lang w:val="pt-PT"/>
-        </w:rPr>
-        <w:t>/</w:t>
-      </w:r>
-      <w:r>
-        <w:rPr>
-          <w:rFonts w:ascii="Arial" w:hAnsi="Arial" w:cs="Arial"/>
-          <w:sz w:val="14"/>
-          <w:szCs w:val="14"/>
-          <w:lang w:val="pt-PT"/>
-        </w:rPr>
-        <w:t xml:space="preserve">    </w:t>
-      </w:r>
-      <w:r>
-        <w:rPr>
-          <w:rFonts w:ascii="Arial" w:hAnsi="Arial" w:cs="Arial"/>
-          <w:sz w:val="14"/>
-          <w:szCs w:val="14"/>
-          <w:lang w:val="pt-PT"/>
-        </w:rPr>
-        <w:t xml:space="preserve">/    </w:t>
-      </w:r>
-      <w:bookmarkEnd w:id="0"/>
       <w:r>
         <w:rPr>
           <w:rFonts w:ascii="Arial" w:hAnsi="Arial" w:cs="Arial"/>
@@ -416,8 +416,8 @@
         </w:rPr>
         <w:tab/>
       </w:r>
-      <w:bookmarkStart w:id="2" w:name="_Hlk15562154"/>
-      <w:bookmarkStart w:id="3" w:name="_Hlk43303158"/>
+      <w:bookmarkStart w:id="2" w:name="_Hlk43303158"/>
+      <w:bookmarkStart w:id="3" w:name="_Hlk15562154"/>
     </w:p>
     <w:p>
       <w:pPr>
@@ -630,10 +630,12 @@
       <w:r>
         <w:rPr>
           <w:rFonts w:ascii="Arial" w:hAnsi="Arial" w:cs="Arial"/>
-          <w:sz w:val="14"/>
-          <w:szCs w:val="14"/>
-        </w:rPr>
-        <w:t>***</w:t>
+          <w:b/>
+          <w:bCs/>
+          <w:sz w:val="14"/>
+          <w:szCs w:val="14"/>
+        </w:rPr>
+        <w:t>{{ nombre_acreditado }}</w:t>
       </w:r>
       <w:r>
         <w:rPr>
@@ -691,7 +693,7 @@
         </w:rPr>
         <w:tab/>
       </w:r>
-      <w:bookmarkEnd w:id="3"/>
+      <w:bookmarkEnd w:id="2"/>
     </w:p>
     <w:p>
       <w:pPr>
@@ -984,7 +986,7 @@
         <w:tab/>
       </w:r>
     </w:p>
-    <w:bookmarkEnd w:id="2"/>
+    <w:bookmarkEnd w:id="3"/>
     <w:p>
       <w:pPr>
         <w:pStyle w:val="Sinespaciado"/>
@@ -1432,23 +1434,15 @@
           <w:sz w:val="14"/>
           <w:szCs w:val="14"/>
         </w:rPr>
-        <w:t xml:space="preserve"> número     </w:t>
-      </w:r>
-      <w:r>
-        <w:rPr>
-          <w:rFonts w:ascii="Arial" w:eastAsia="Batang" w:hAnsi="Arial" w:cs="Arial"/>
-          <w:sz w:val="14"/>
-          <w:szCs w:val="14"/>
-        </w:rPr>
-        <w:t xml:space="preserve">            </w:t>
-      </w:r>
-      <w:r>
-        <w:rPr>
-          <w:rFonts w:ascii="Arial" w:eastAsia="Batang" w:hAnsi="Arial" w:cs="Arial"/>
-          <w:sz w:val="14"/>
-          <w:szCs w:val="14"/>
-        </w:rPr>
-        <w:t xml:space="preserve">   </w:t>
+        <w:t xml:space="preserve"> número </w:t>
+      </w:r>
+      <w:r>
+        <w:rPr>
+          <w:rFonts w:ascii="Arial" w:eastAsia="Batang" w:hAnsi="Arial" w:cs="Arial"/>
+          <w:sz w:val="14"/>
+          <w:szCs w:val="14"/>
+        </w:rPr>
+        <w:t>{{ numero_escritura }}</w:t>
       </w:r>
       <w:r>
         <w:rPr>
@@ -1464,23 +1458,15 @@
           <w:sz w:val="14"/>
           <w:szCs w:val="14"/>
         </w:rPr>
-        <w:t xml:space="preserve">  </w:t>
-      </w:r>
-      <w:r>
-        <w:rPr>
-          <w:rFonts w:ascii="Arial" w:eastAsia="Batang" w:hAnsi="Arial" w:cs="Arial"/>
-          <w:sz w:val="14"/>
-          <w:szCs w:val="14"/>
-        </w:rPr>
-        <w:t xml:space="preserve">                </w:t>
-      </w:r>
-      <w:r>
-        <w:rPr>
-          <w:rFonts w:ascii="Arial" w:eastAsia="Batang" w:hAnsi="Arial" w:cs="Arial"/>
-          <w:sz w:val="14"/>
-          <w:szCs w:val="14"/>
-        </w:rPr>
-        <w:t xml:space="preserve">     </w:t>
+        <w:t xml:space="preserve"> </w:t>
+      </w:r>
+      <w:r>
+        <w:rPr>
+          <w:rFonts w:ascii="Arial" w:eastAsia="Batang" w:hAnsi="Arial" w:cs="Arial"/>
+          <w:sz w:val="14"/>
+          <w:szCs w:val="14"/>
+        </w:rPr>
+        <w:t>{{ fecha_escritura }}</w:t>
       </w:r>
       <w:r>
         <w:rPr>
@@ -1507,7 +1493,7 @@
           <w:szCs w:val="14"/>
           <w:lang w:val="es-ES"/>
         </w:rPr>
-        <w:t xml:space="preserve">                                </w:t>
+        <w:t xml:space="preserve"> </w:t>
       </w:r>
       <w:r>
         <w:rPr>
@@ -1516,6 +1502,15 @@
           <w:szCs w:val="14"/>
           <w:lang w:val="es-ES"/>
         </w:rPr>
+        <w:t>{{ notario_origen_completo }}</w:t>
+      </w:r>
+      <w:r>
+        <w:rPr>
+          <w:rFonts w:ascii="Arial" w:eastAsia="Batang" w:hAnsi="Arial" w:cs="Arial"/>
+          <w:sz w:val="14"/>
+          <w:szCs w:val="14"/>
+          <w:lang w:val="es-ES"/>
+        </w:rPr>
         <w:t>,</w:t>
       </w:r>
       <w:bookmarkEnd w:id="4"/>
@@ -1699,7 +1694,7 @@
           <w:szCs w:val="14"/>
           <w:lang w:val="es-ES"/>
         </w:rPr>
-        <w:t>***</w:t>
+        <w:t>{{ nombre_acreditado }}</w:t>
       </w:r>
       <w:r>
         <w:rPr>
@@ -1749,7 +1744,15 @@
           <w:sz w:val="14"/>
           <w:szCs w:val="14"/>
         </w:rPr>
-        <w:t xml:space="preserve">                                                                         </w:t>
+        <w:t>{{ crédito_a_salario }}</w:t>
+      </w:r>
+      <w:r>
+        <w:rPr>
+          <w:rFonts w:ascii="Arial" w:eastAsia="Batang" w:hAnsi="Arial" w:cs="Arial"/>
+          <w:sz w:val="14"/>
+          <w:szCs w:val="14"/>
+        </w:rPr>
+        <w:t xml:space="preserve"> </w:t>
       </w:r>
       <w:r>
         <w:rPr>
@@ -1803,91 +1806,7 @@
           <w:szCs w:val="14"/>
           <w:lang w:val="es-MX"/>
         </w:rPr>
-        <w:t>$</w:t>
-      </w:r>
-      <w:r>
-        <w:rPr>
-          <w:rFonts w:ascii="Arial" w:eastAsia="Batang" w:hAnsi="Arial" w:cs="Arial"/>
-          <w:b/>
-          <w:bCs/>
-          <w:iCs/>
-          <w:sz w:val="14"/>
-          <w:szCs w:val="14"/>
-          <w:lang w:val="es-MX"/>
-        </w:rPr>
-        <w:t xml:space="preserve">       </w:t>
-      </w:r>
-      <w:r>
-        <w:rPr>
-          <w:rFonts w:ascii="Arial" w:eastAsia="Batang" w:hAnsi="Arial" w:cs="Arial"/>
-          <w:b/>
-          <w:bCs/>
-          <w:iCs/>
-          <w:sz w:val="14"/>
-          <w:szCs w:val="14"/>
-          <w:lang w:val="es-MX"/>
-        </w:rPr>
-        <w:t xml:space="preserve"> </w:t>
-      </w:r>
-      <w:r>
-        <w:rPr>
-          <w:rFonts w:ascii="Arial" w:eastAsia="Batang" w:hAnsi="Arial" w:cs="Arial"/>
-          <w:b/>
-          <w:bCs/>
-          <w:iCs/>
-          <w:sz w:val="14"/>
-          <w:szCs w:val="14"/>
-          <w:lang w:val="es-MX"/>
-        </w:rPr>
-        <w:t>M.N. (</w:t>
-      </w:r>
-      <w:r>
-        <w:rPr>
-          <w:rFonts w:ascii="Arial" w:eastAsia="Batang" w:hAnsi="Arial" w:cs="Arial"/>
-          <w:b/>
-          <w:bCs/>
-          <w:iCs/>
-          <w:sz w:val="14"/>
-          <w:szCs w:val="14"/>
-          <w:lang w:val="es-MX"/>
-        </w:rPr>
-        <w:t xml:space="preserve">                                               </w:t>
-      </w:r>
-      <w:r>
-        <w:rPr>
-          <w:rFonts w:ascii="Arial" w:eastAsia="Batang" w:hAnsi="Arial" w:cs="Arial"/>
-          <w:b/>
-          <w:bCs/>
-          <w:iCs/>
-          <w:sz w:val="14"/>
-          <w:szCs w:val="14"/>
-          <w:lang w:val="es-MX"/>
-        </w:rPr>
-        <w:t xml:space="preserve">, </w:t>
-      </w:r>
-      <w:r>
-        <w:rPr>
-          <w:rFonts w:ascii="Arial" w:eastAsia="Batang" w:hAnsi="Arial" w:cs="Arial"/>
-          <w:b/>
-          <w:bCs/>
-          <w:iCs/>
-          <w:sz w:val="14"/>
-          <w:szCs w:val="14"/>
-          <w:lang w:val="es-MX"/>
-        </w:rPr>
-        <w:t xml:space="preserve">MONEDA </w:t>
-      </w:r>
-      <w:r>
-        <w:rPr>
-          <w:rFonts w:ascii="Arial" w:eastAsia="Batang" w:hAnsi="Arial" w:cs="Arial"/>
-          <w:b/>
-          <w:bCs/>
-          <w:iCs/>
-          <w:sz w:val="14"/>
-          <w:szCs w:val="14"/>
-          <w:lang w:val="es-MX"/>
-        </w:rPr>
-        <w:t>NACIONAL)</w:t>
+        <w:t>{{ monto_credito }}</w:t>
       </w:r>
       <w:r>
         <w:rPr>
@@ -2143,7 +2062,7 @@
           <w:sz w:val="14"/>
           <w:szCs w:val="14"/>
         </w:rPr>
-        <w:t xml:space="preserve">                                                                </w:t>
+        <w:t>{{ datos_inmueble }}</w:t>
       </w:r>
       <w:r>
         <w:rPr>
@@ -2390,51 +2309,7 @@
           <w:szCs w:val="14"/>
           <w:lang w:val="es-ES"/>
         </w:rPr>
-        <w:t>“</w:t>
-      </w:r>
-      <w:r>
-        <w:rPr>
-          <w:rFonts w:ascii="Arial" w:hAnsi="Arial" w:cs="Arial"/>
-          <w:b/>
-          <w:bCs/>
-          <w:sz w:val="14"/>
-          <w:szCs w:val="14"/>
-          <w:lang w:val="es-ES"/>
-        </w:rPr>
-        <w:t xml:space="preserve">            </w:t>
-      </w:r>
-      <w:r>
-        <w:rPr>
-          <w:rFonts w:ascii="Arial" w:hAnsi="Arial" w:cs="Arial"/>
-          <w:b/>
-          <w:bCs/>
-          <w:sz w:val="14"/>
-          <w:szCs w:val="14"/>
-          <w:lang w:val="es-ES"/>
-        </w:rPr>
-        <w:t>” (</w:t>
-      </w:r>
-      <w:r>
-        <w:rPr>
-          <w:rFonts w:ascii="Arial" w:hAnsi="Arial" w:cs="Arial"/>
-          <w:b/>
-          <w:bCs/>
-          <w:sz w:val="14"/>
-          <w:szCs w:val="14"/>
-          <w:lang w:val="es-ES"/>
-        </w:rPr>
-        <w:t xml:space="preserve">           </w:t>
-      </w:r>
-      <w:r>
-        <w:rPr>
-          <w:rFonts w:ascii="Arial" w:hAnsi="Arial" w:cs="Arial"/>
-          <w:b/>
-          <w:bCs/>
-          <w:sz w:val="14"/>
-          <w:szCs w:val="14"/>
-          <w:lang w:val="es-ES"/>
-        </w:rPr>
-        <w:t>)</w:t>
+        <w:t>{{ folio_real }}</w:t>
       </w:r>
       <w:r>
         <w:rPr>
@@ -2523,7 +2398,7 @@
           <w:sz w:val="14"/>
           <w:szCs w:val="14"/>
         </w:rPr>
-        <w:t xml:space="preserve">             </w:t>
+        <w:t>{{ fecha_expedicion }}</w:t>
       </w:r>
       <w:r>
         <w:rPr>
@@ -2592,30 +2467,21 @@
         </w:rPr>
         <w:t xml:space="preserve"> </w:t>
       </w:r>
-      <w:bookmarkStart w:id="5" w:name="_Hlk32404108"/>
-      <w:r>
-        <w:rPr>
-          <w:rFonts w:ascii="Arial" w:hAnsi="Arial" w:cs="Arial"/>
-          <w:sz w:val="14"/>
-          <w:szCs w:val="14"/>
-        </w:rPr>
-        <w:t>“</w:t>
-      </w:r>
-      <w:r>
-        <w:rPr>
-          <w:rFonts w:ascii="Arial" w:hAnsi="Arial" w:cs="Arial"/>
-          <w:sz w:val="14"/>
-          <w:szCs w:val="14"/>
-        </w:rPr>
-        <w:t xml:space="preserve">           </w:t>
-      </w:r>
-      <w:r>
-        <w:rPr>
-          <w:rFonts w:ascii="Arial" w:hAnsi="Arial" w:cs="Arial"/>
-          <w:sz w:val="14"/>
-          <w:szCs w:val="14"/>
-        </w:rPr>
-        <w:t>”</w:t>
+      <w:r>
+        <w:rPr>
+          <w:rFonts w:ascii="Arial" w:hAnsi="Arial" w:cs="Arial"/>
+          <w:sz w:val="14"/>
+          <w:szCs w:val="14"/>
+        </w:rPr>
+        <w:t>{{ numero_carta }}</w:t>
+      </w:r>
+      <w:r>
+        <w:rPr>
+          <w:rFonts w:ascii="Arial" w:hAnsi="Arial" w:cs="Arial"/>
+          <w:sz w:val="14"/>
+          <w:szCs w:val="14"/>
+        </w:rPr>
+        <w:t>,</w:t>
       </w:r>
       <w:r>
         <w:rPr>
@@ -2631,32 +2497,39 @@
           <w:sz w:val="14"/>
           <w:szCs w:val="14"/>
         </w:rPr>
-        <w:t>(</w:t>
-      </w:r>
-      <w:bookmarkEnd w:id="5"/>
-      <w:r>
-        <w:rPr>
-          <w:rFonts w:ascii="Arial" w:hAnsi="Arial" w:cs="Arial"/>
-          <w:sz w:val="14"/>
-          <w:szCs w:val="14"/>
-        </w:rPr>
-        <w:t xml:space="preserve">                               </w:t>
-      </w:r>
-      <w:r>
-        <w:rPr>
-          <w:rFonts w:ascii="Arial" w:hAnsi="Arial" w:cs="Arial"/>
-          <w:sz w:val="14"/>
-          <w:szCs w:val="14"/>
-        </w:rPr>
-        <w:t>)</w:t>
-      </w:r>
-      <w:r>
-        <w:rPr>
-          <w:rFonts w:ascii="Arial" w:hAnsi="Arial" w:cs="Arial"/>
-          <w:sz w:val="14"/>
-          <w:szCs w:val="14"/>
-        </w:rPr>
-        <w:t>,</w:t>
+        <w:t xml:space="preserve">al suscrito Notario para la realización del </w:t>
+      </w:r>
+      <w:r>
+        <w:rPr>
+          <w:rFonts w:ascii="Arial" w:hAnsi="Arial" w:cs="Arial"/>
+          <w:sz w:val="14"/>
+          <w:szCs w:val="14"/>
+        </w:rPr>
+        <w:t xml:space="preserve">presente </w:t>
+      </w:r>
+      <w:r>
+        <w:rPr>
+          <w:rFonts w:ascii="Arial" w:hAnsi="Arial" w:cs="Arial"/>
+          <w:sz w:val="14"/>
+          <w:szCs w:val="14"/>
+        </w:rPr>
+        <w:t xml:space="preserve">instrumento </w:t>
+      </w:r>
+      <w:r>
+        <w:rPr>
+          <w:rFonts w:ascii="Arial" w:hAnsi="Arial" w:cs="Arial"/>
+          <w:sz w:val="14"/>
+          <w:szCs w:val="14"/>
+        </w:rPr>
+        <w:t>en donde se men</w:t>
+      </w:r>
+      <w:r>
+        <w:rPr>
+          <w:rFonts w:ascii="Arial" w:hAnsi="Arial" w:cs="Arial"/>
+          <w:sz w:val="14"/>
+          <w:szCs w:val="14"/>
+        </w:rPr>
+        <w:t>ciona que el crédito relacionado</w:t>
       </w:r>
       <w:r>
         <w:rPr>
@@ -2669,46 +2542,26 @@
       <w:r>
         <w:rPr>
           <w:rFonts w:ascii="Arial" w:hAnsi="Arial" w:cs="Arial"/>
-          <w:sz w:val="14"/>
-          <w:szCs w:val="14"/>
-        </w:rPr>
-        <w:t xml:space="preserve">al suscrito Notario para la realización del </w:t>
-      </w:r>
-      <w:r>
-        <w:rPr>
-          <w:rFonts w:ascii="Arial" w:hAnsi="Arial" w:cs="Arial"/>
-          <w:sz w:val="14"/>
-          <w:szCs w:val="14"/>
-        </w:rPr>
-        <w:t xml:space="preserve">presente </w:t>
-      </w:r>
-      <w:r>
-        <w:rPr>
-          <w:rFonts w:ascii="Arial" w:hAnsi="Arial" w:cs="Arial"/>
-          <w:sz w:val="14"/>
-          <w:szCs w:val="14"/>
-        </w:rPr>
-        <w:t xml:space="preserve">instrumento </w:t>
-      </w:r>
-      <w:r>
-        <w:rPr>
-          <w:rFonts w:ascii="Arial" w:hAnsi="Arial" w:cs="Arial"/>
-          <w:sz w:val="14"/>
-          <w:szCs w:val="14"/>
-        </w:rPr>
-        <w:t>en donde se men</w:t>
-      </w:r>
-      <w:r>
-        <w:rPr>
-          <w:rFonts w:ascii="Arial" w:hAnsi="Arial" w:cs="Arial"/>
-          <w:sz w:val="14"/>
-          <w:szCs w:val="14"/>
-        </w:rPr>
-        <w:t>ciona que el crédito relacionado</w:t>
-      </w:r>
-      <w:r>
-        <w:rPr>
-          <w:rFonts w:ascii="Arial" w:hAnsi="Arial" w:cs="Arial"/>
+          <w:bCs/>
+          <w:sz w:val="14"/>
+          <w:szCs w:val="14"/>
+        </w:rPr>
+        <w:t xml:space="preserve">en el </w:t>
+      </w:r>
+      <w:r>
+        <w:rPr>
+          <w:rFonts w:ascii="Arial" w:hAnsi="Arial" w:cs="Arial"/>
+          <w:bCs/>
+          <w:sz w:val="14"/>
+          <w:szCs w:val="14"/>
+        </w:rPr>
+        <w:t>antecedente uno romano</w:t>
+      </w:r>
+      <w:r>
+        <w:rPr>
+          <w:rFonts w:ascii="Arial" w:hAnsi="Arial" w:cs="Arial"/>
+          <w:b/>
+          <w:bCs/>
           <w:sz w:val="14"/>
           <w:szCs w:val="14"/>
         </w:rPr>
@@ -2721,22 +2574,67 @@
           <w:sz w:val="14"/>
           <w:szCs w:val="14"/>
         </w:rPr>
-        <w:t xml:space="preserve">en el </w:t>
-      </w:r>
-      <w:r>
-        <w:rPr>
-          <w:rFonts w:ascii="Arial" w:hAnsi="Arial" w:cs="Arial"/>
-          <w:bCs/>
-          <w:sz w:val="14"/>
-          <w:szCs w:val="14"/>
-        </w:rPr>
-        <w:t>antecedente uno romano</w:t>
-      </w:r>
-      <w:r>
-        <w:rPr>
-          <w:rFonts w:ascii="Arial" w:hAnsi="Arial" w:cs="Arial"/>
-          <w:b/>
-          <w:bCs/>
+        <w:t>de este instrumento</w:t>
+      </w:r>
+      <w:r>
+        <w:rPr>
+          <w:rFonts w:ascii="Arial" w:hAnsi="Arial" w:cs="Arial"/>
+          <w:sz w:val="14"/>
+          <w:szCs w:val="14"/>
+        </w:rPr>
+        <w:t xml:space="preserve">, </w:t>
+      </w:r>
+      <w:r>
+        <w:rPr>
+          <w:rFonts w:ascii="Arial" w:hAnsi="Arial" w:cs="Arial"/>
+          <w:sz w:val="14"/>
+          <w:szCs w:val="14"/>
+        </w:rPr>
+        <w:t xml:space="preserve">no presenta saldo </w:t>
+      </w:r>
+      <w:r>
+        <w:rPr>
+          <w:rFonts w:ascii="Arial" w:hAnsi="Arial" w:cs="Arial"/>
+          <w:sz w:val="14"/>
+          <w:szCs w:val="14"/>
+        </w:rPr>
+        <w:t>deudor</w:t>
+      </w:r>
+      <w:r>
+        <w:rPr>
+          <w:rFonts w:ascii="Arial" w:hAnsi="Arial" w:cs="Arial"/>
+          <w:sz w:val="14"/>
+          <w:szCs w:val="14"/>
+        </w:rPr>
+        <w:t xml:space="preserve"> ante </w:t>
+      </w:r>
+      <w:r>
+        <w:rPr>
+          <w:rFonts w:ascii="Arial" w:hAnsi="Arial" w:cs="Arial"/>
+          <w:sz w:val="14"/>
+          <w:szCs w:val="14"/>
+        </w:rPr>
+        <w:t>dicho</w:t>
+      </w:r>
+      <w:r>
+        <w:rPr>
+          <w:rFonts w:ascii="Arial" w:hAnsi="Arial" w:cs="Arial"/>
+          <w:sz w:val="14"/>
+          <w:szCs w:val="14"/>
+        </w:rPr>
+        <w:t xml:space="preserve"> instituto </w:t>
+      </w:r>
+      <w:r>
+        <w:rPr>
+          <w:rFonts w:ascii="Arial" w:hAnsi="Arial" w:cs="Arial"/>
+          <w:sz w:val="14"/>
+          <w:szCs w:val="14"/>
+        </w:rPr>
+        <w:t>a partir del día</w:t>
+      </w:r>
+      <w:r>
+        <w:rPr>
+          <w:rFonts w:ascii="Arial" w:hAnsi="Arial" w:cs="Arial"/>
           <w:sz w:val="14"/>
           <w:szCs w:val="14"/>
         </w:rPr>
@@ -2745,83 +2643,10 @@
       <w:r>
         <w:rPr>
           <w:rFonts w:ascii="Arial" w:hAnsi="Arial" w:cs="Arial"/>
-          <w:bCs/>
-          <w:sz w:val="14"/>
-          <w:szCs w:val="14"/>
-        </w:rPr>
-        <w:t>de este instrumento</w:t>
-      </w:r>
-      <w:r>
-        <w:rPr>
-          <w:rFonts w:ascii="Arial" w:hAnsi="Arial" w:cs="Arial"/>
-          <w:sz w:val="14"/>
-          <w:szCs w:val="14"/>
-        </w:rPr>
-        <w:t xml:space="preserve">, </w:t>
-      </w:r>
-      <w:r>
-        <w:rPr>
-          <w:rFonts w:ascii="Arial" w:hAnsi="Arial" w:cs="Arial"/>
-          <w:sz w:val="14"/>
-          <w:szCs w:val="14"/>
-        </w:rPr>
-        <w:t xml:space="preserve">no presenta saldo </w:t>
-      </w:r>
-      <w:r>
-        <w:rPr>
-          <w:rFonts w:ascii="Arial" w:hAnsi="Arial" w:cs="Arial"/>
-          <w:sz w:val="14"/>
-          <w:szCs w:val="14"/>
-        </w:rPr>
-        <w:t>deudor</w:t>
-      </w:r>
-      <w:r>
-        <w:rPr>
-          <w:rFonts w:ascii="Arial" w:hAnsi="Arial" w:cs="Arial"/>
-          <w:sz w:val="14"/>
-          <w:szCs w:val="14"/>
-        </w:rPr>
-        <w:t xml:space="preserve"> ante </w:t>
-      </w:r>
-      <w:r>
-        <w:rPr>
-          <w:rFonts w:ascii="Arial" w:hAnsi="Arial" w:cs="Arial"/>
-          <w:sz w:val="14"/>
-          <w:szCs w:val="14"/>
-        </w:rPr>
-        <w:t>dicho</w:t>
-      </w:r>
-      <w:r>
-        <w:rPr>
-          <w:rFonts w:ascii="Arial" w:hAnsi="Arial" w:cs="Arial"/>
-          <w:sz w:val="14"/>
-          <w:szCs w:val="14"/>
-        </w:rPr>
-        <w:t xml:space="preserve"> instituto </w:t>
-      </w:r>
-      <w:r>
-        <w:rPr>
-          <w:rFonts w:ascii="Arial" w:hAnsi="Arial" w:cs="Arial"/>
-          <w:sz w:val="14"/>
-          <w:szCs w:val="14"/>
-        </w:rPr>
-        <w:t>a partir del día</w:t>
-      </w:r>
-      <w:r>
-        <w:rPr>
-          <w:rFonts w:ascii="Arial" w:hAnsi="Arial" w:cs="Arial"/>
-          <w:sz w:val="14"/>
-          <w:szCs w:val="14"/>
-        </w:rPr>
-        <w:t xml:space="preserve"> </w:t>
-      </w:r>
-      <w:r>
-        <w:rPr>
-          <w:rFonts w:ascii="Arial" w:hAnsi="Arial" w:cs="Arial"/>
-          <w:sz w:val="14"/>
-          <w:szCs w:val="14"/>
-        </w:rPr>
-        <w:t xml:space="preserve">                                                                     </w:t>
+          <w:sz w:val="14"/>
+          <w:szCs w:val="14"/>
+        </w:rPr>
+        <w:t>{{ fecha_liquidacion }}</w:t>
       </w:r>
       <w:r>
         <w:rPr>
@@ -3392,58 +3217,7 @@
           <w:sz w:val="14"/>
           <w:szCs w:val="14"/>
         </w:rPr>
-        <w:t>“</w:t>
-      </w:r>
-      <w:r>
-        <w:rPr>
-          <w:rFonts w:ascii="Arial" w:hAnsi="Arial" w:cs="Arial"/>
-          <w:bCs/>
-          <w:sz w:val="14"/>
-          <w:szCs w:val="14"/>
-        </w:rPr>
-        <w:t xml:space="preserve">         </w:t>
-      </w:r>
-      <w:r>
-        <w:rPr>
-          <w:rFonts w:ascii="Arial" w:hAnsi="Arial" w:cs="Arial"/>
-          <w:bCs/>
-          <w:sz w:val="14"/>
-          <w:szCs w:val="14"/>
-        </w:rPr>
-        <w:t>”</w:t>
-      </w:r>
-      <w:r>
-        <w:rPr>
-          <w:rFonts w:ascii="Arial" w:hAnsi="Arial" w:cs="Arial"/>
-          <w:bCs/>
-          <w:sz w:val="14"/>
-          <w:szCs w:val="14"/>
-        </w:rPr>
-        <w:t xml:space="preserve"> </w:t>
-      </w:r>
-      <w:r>
-        <w:rPr>
-          <w:rFonts w:ascii="Arial" w:hAnsi="Arial" w:cs="Arial"/>
-          <w:sz w:val="14"/>
-          <w:szCs w:val="14"/>
-        </w:rPr>
-        <w:t>(</w:t>
-      </w:r>
-      <w:r>
-        <w:rPr>
-          <w:rFonts w:ascii="Arial" w:hAnsi="Arial" w:cs="Arial"/>
-          <w:sz w:val="14"/>
-          <w:szCs w:val="14"/>
-        </w:rPr>
-        <w:t xml:space="preserve">                     </w:t>
-      </w:r>
-      <w:r>
-        <w:rPr>
-          <w:rFonts w:ascii="Arial" w:hAnsi="Arial" w:cs="Arial"/>
-          <w:sz w:val="14"/>
-          <w:szCs w:val="14"/>
-        </w:rPr>
-        <w:t>)</w:t>
+        <w:t>{{ numero_credito }}</w:t>
       </w:r>
       <w:r>
         <w:rPr>
@@ -4170,7 +3944,7 @@
         </w:rPr>
         <w:t xml:space="preserve"> </w:t>
       </w:r>
-      <w:bookmarkStart w:id="6" w:name="_Hlk164260665"/>
+      <w:bookmarkStart w:id="5" w:name="_Hlk164260665"/>
       <w:r>
         <w:rPr>
           <w:rFonts w:ascii="Arial" w:hAnsi="Arial" w:cs="Arial"/>
@@ -4179,50 +3953,14 @@
         </w:rPr>
         <w:t>declara ser de nacionalidad mexicana,</w:t>
       </w:r>
-      <w:bookmarkEnd w:id="6"/>
-      <w:r>
-        <w:rPr>
-          <w:rFonts w:ascii="Arial" w:hAnsi="Arial" w:cs="Arial"/>
-          <w:sz w:val="14"/>
-          <w:szCs w:val="14"/>
-        </w:rPr>
-        <w:t xml:space="preserve"> hija de padres mexicanos, originaria de </w:t>
-      </w:r>
-      <w:proofErr w:type="spellStart"/>
-      <w:r>
-        <w:rPr>
-          <w:rFonts w:ascii="Arial" w:hAnsi="Arial" w:cs="Arial"/>
-          <w:sz w:val="14"/>
-          <w:szCs w:val="14"/>
-        </w:rPr>
-        <w:t>Ahuazotepec</w:t>
-      </w:r>
-      <w:proofErr w:type="spellEnd"/>
-      <w:r>
-        <w:rPr>
-          <w:rFonts w:ascii="Arial" w:hAnsi="Arial" w:cs="Arial"/>
-          <w:sz w:val="14"/>
-          <w:szCs w:val="14"/>
-        </w:rPr>
-        <w:t xml:space="preserve">, Estado de Puebla, donde nació el día veintiuno del mes de marzo del año mil novecientos setenta y tres, soltera, Maestra en Derecho, con domicilio en Avenida Barranca del Muerto número doscientos ochenta, colonia Guadalupe Inn, Alcaldía Álvaro Obregón, Ciudad de México, código postal cero mil veinte; con Clave Única de Registro de Población: “HECB730321MPLRRN05” (HECB siete tres cero tres dos uno MPLRRN cero cinco) y Registro Federal de Contribuyentes: “HECB7303211C4” (HECB siete tres cero tres dos uno </w:t>
-      </w:r>
-      <w:proofErr w:type="spellStart"/>
-      <w:r>
-        <w:rPr>
-          <w:rFonts w:ascii="Arial" w:hAnsi="Arial" w:cs="Arial"/>
-          <w:sz w:val="14"/>
-          <w:szCs w:val="14"/>
-        </w:rPr>
-        <w:t>uno</w:t>
-      </w:r>
-      <w:proofErr w:type="spellEnd"/>
-      <w:r>
-        <w:rPr>
-          <w:rFonts w:ascii="Arial" w:hAnsi="Arial" w:cs="Arial"/>
-          <w:sz w:val="14"/>
-          <w:szCs w:val="14"/>
-        </w:rPr>
-        <w:t xml:space="preserve"> C cuatro).</w:t>
+      <w:bookmarkEnd w:id="5"/>
+      <w:r>
+        <w:rPr>
+          <w:rFonts w:ascii="Arial" w:hAnsi="Arial" w:cs="Arial"/>
+          <w:sz w:val="14"/>
+          <w:szCs w:val="14"/>
+        </w:rPr>
+        <w:t xml:space="preserve"> hija de padres mexicanos, originaria de Ahuazotepec, Estado de Puebla, donde nació el día veintiuno del mes de marzo del año mil novecientos setenta y tres, soltera, Maestra en Derecho, con domicilio en Avenida Barranca del Muerto número doscientos ochenta, colonia Guadalupe Inn, Alcaldía Álvaro Obregón, Ciudad de México, código postal cero mil veinte; con Clave Única de Registro de Población: “HECB730321MPLRRN05” (HECB siete tres cero tres dos uno MPLRRN cero cinco) y Registro Federal de Contribuyentes: “HECB7303211C4” (HECB siete tres cero tres dos uno uno C cuatro).</w:t>
       </w:r>
       <w:r>
         <w:rPr>
@@ -4392,7 +4130,6 @@
           <w:szCs w:val="14"/>
           <w:lang w:val="es-MX"/>
         </w:rPr>
-        <w:lastRenderedPageBreak/>
         <w:t xml:space="preserve">-------- </w:t>
       </w:r>
       <w:r>
@@ -4450,6 +4187,7 @@
           <w:sz w:val="14"/>
           <w:szCs w:val="14"/>
         </w:rPr>
+        <w:lastRenderedPageBreak/>
         <w:t>-------- III</w:t>
       </w:r>
       <w:r>
@@ -4470,7 +4208,7 @@
         </w:rPr>
         <w:tab/>
       </w:r>
-      <w:bookmarkStart w:id="7" w:name="_Hlk519588694"/>
+      <w:bookmarkStart w:id="6" w:name="_Hlk519588694"/>
     </w:p>
     <w:p>
       <w:pPr>
@@ -4601,7 +4339,7 @@
         </w:rPr>
         <w:tab/>
       </w:r>
-      <w:bookmarkEnd w:id="7"/>
+      <w:bookmarkEnd w:id="6"/>
     </w:p>
     <w:p>
       <w:pPr>
@@ -5500,7 +5238,7 @@
           <w:szCs w:val="14"/>
           <w:u w:val="single"/>
         </w:rPr>
-        <w:t>***</w:t>
+        <w:t>{{ nombre_acreditado }}</w:t>
       </w:r>
       <w:r>
         <w:rPr>
@@ -7544,8 +7282,52 @@
     <w:lsdException w:name="Subtitle" w:qFormat="1"/>
     <w:lsdException w:name="Strong" w:qFormat="1"/>
     <w:lsdException w:name="Emphasis" w:qFormat="1"/>
+    <w:lsdException w:name="Normal Table" w:semiHidden="1" w:unhideWhenUsed="1"/>
     <w:lsdException w:name="No List" w:uiPriority="99"/>
+    <w:lsdException w:name="Table Simple 1" w:semiHidden="1" w:unhideWhenUsed="1"/>
+    <w:lsdException w:name="Table Simple 2" w:semiHidden="1" w:unhideWhenUsed="1"/>
+    <w:lsdException w:name="Table Simple 3" w:semiHidden="1" w:unhideWhenUsed="1"/>
+    <w:lsdException w:name="Table Classic 1" w:semiHidden="1" w:unhideWhenUsed="1"/>
+    <w:lsdException w:name="Table Classic 2" w:semiHidden="1" w:unhideWhenUsed="1"/>
+    <w:lsdException w:name="Table Classic 3" w:semiHidden="1" w:unhideWhenUsed="1"/>
+    <w:lsdException w:name="Table Classic 4" w:semiHidden="1" w:unhideWhenUsed="1"/>
+    <w:lsdException w:name="Table Colorful 1" w:semiHidden="1" w:unhideWhenUsed="1"/>
+    <w:lsdException w:name="Table Colorful 2" w:semiHidden="1" w:unhideWhenUsed="1"/>
+    <w:lsdException w:name="Table Colorful 3" w:semiHidden="1" w:unhideWhenUsed="1"/>
+    <w:lsdException w:name="Table Columns 1" w:semiHidden="1" w:unhideWhenUsed="1"/>
+    <w:lsdException w:name="Table Columns 2" w:semiHidden="1" w:unhideWhenUsed="1"/>
+    <w:lsdException w:name="Table Columns 3" w:semiHidden="1" w:unhideWhenUsed="1"/>
+    <w:lsdException w:name="Table Columns 4" w:semiHidden="1" w:unhideWhenUsed="1"/>
+    <w:lsdException w:name="Table Columns 5" w:semiHidden="1" w:unhideWhenUsed="1"/>
+    <w:lsdException w:name="Table Grid 1" w:semiHidden="1" w:unhideWhenUsed="1"/>
+    <w:lsdException w:name="Table Grid 2" w:semiHidden="1" w:unhideWhenUsed="1"/>
+    <w:lsdException w:name="Table Grid 3" w:semiHidden="1" w:unhideWhenUsed="1"/>
+    <w:lsdException w:name="Table Grid 4" w:semiHidden="1" w:unhideWhenUsed="1"/>
+    <w:lsdException w:name="Table Grid 5" w:semiHidden="1" w:unhideWhenUsed="1"/>
+    <w:lsdException w:name="Table Grid 6" w:semiHidden="1" w:unhideWhenUsed="1"/>
+    <w:lsdException w:name="Table Grid 7" w:semiHidden="1" w:unhideWhenUsed="1"/>
+    <w:lsdException w:name="Table Grid 8" w:semiHidden="1" w:unhideWhenUsed="1"/>
+    <w:lsdException w:name="Table List 1" w:semiHidden="1" w:unhideWhenUsed="1"/>
+    <w:lsdException w:name="Table List 2" w:semiHidden="1" w:unhideWhenUsed="1"/>
+    <w:lsdException w:name="Table List 3" w:semiHidden="1" w:unhideWhenUsed="1"/>
+    <w:lsdException w:name="Table List 4" w:semiHidden="1" w:unhideWhenUsed="1"/>
+    <w:lsdException w:name="Table List 5" w:semiHidden="1" w:unhideWhenUsed="1"/>
+    <w:lsdException w:name="Table List 6" w:semiHidden="1" w:unhideWhenUsed="1"/>
+    <w:lsdException w:name="Table List 7" w:semiHidden="1" w:unhideWhenUsed="1"/>
+    <w:lsdException w:name="Table List 8" w:semiHidden="1" w:unhideWhenUsed="1"/>
+    <w:lsdException w:name="Table 3D effects 1" w:semiHidden="1" w:unhideWhenUsed="1"/>
+    <w:lsdException w:name="Table 3D effects 2" w:semiHidden="1" w:unhideWhenUsed="1"/>
+    <w:lsdException w:name="Table 3D effects 3" w:semiHidden="1" w:unhideWhenUsed="1"/>
+    <w:lsdException w:name="Table Contemporary" w:semiHidden="1" w:unhideWhenUsed="1"/>
+    <w:lsdException w:name="Table Elegant" w:semiHidden="1" w:unhideWhenUsed="1"/>
+    <w:lsdException w:name="Table Professional" w:semiHidden="1" w:unhideWhenUsed="1"/>
+    <w:lsdException w:name="Table Subtle 1" w:semiHidden="1" w:unhideWhenUsed="1"/>
+    <w:lsdException w:name="Table Subtle 2" w:semiHidden="1" w:unhideWhenUsed="1"/>
+    <w:lsdException w:name="Table Web 1" w:semiHidden="1" w:unhideWhenUsed="1"/>
+    <w:lsdException w:name="Table Web 2" w:semiHidden="1" w:unhideWhenUsed="1"/>
+    <w:lsdException w:name="Table Web 3" w:semiHidden="1" w:unhideWhenUsed="1"/>
     <w:lsdException w:name="Balloon Text" w:uiPriority="99"/>
+    <w:lsdException w:name="Table Theme" w:semiHidden="1" w:unhideWhenUsed="1"/>
     <w:lsdException w:name="Placeholder Text" w:semiHidden="1" w:uiPriority="99"/>
     <w:lsdException w:name="No Spacing" w:uiPriority="1" w:qFormat="1"/>
     <w:lsdException w:name="Light Shading" w:uiPriority="60"/>
@@ -7835,11 +7617,15 @@
   </w:style>
   <w:style w:type="character" w:default="1" w:styleId="Fuentedeprrafopredeter">
     <w:name w:val="Default Paragraph Font"/>
+    <w:uiPriority w:val="1"/>
     <w:semiHidden/>
+    <w:unhideWhenUsed/>
   </w:style>
   <w:style w:type="table" w:default="1" w:styleId="Tablanormal">
     <w:name w:val="Normal Table"/>
+    <w:uiPriority w:val="99"/>
     <w:semiHidden/>
+    <w:unhideWhenUsed/>
     <w:tblPr>
       <w:tblInd w:w="0" w:type="dxa"/>
       <w:tblCellMar>
@@ -7854,6 +7640,7 @@
     <w:name w:val="No List"/>
     <w:uiPriority w:val="99"/>
     <w:semiHidden/>
+    <w:unhideWhenUsed/>
   </w:style>
   <w:style w:type="paragraph" w:styleId="Textoindependiente3">
     <w:name w:val="Body Text 3"/>
@@ -7871,8 +7658,8 @@
       <w:sz w:val="40"/>
     </w:rPr>
   </w:style>
-  <w:style w:type="paragraph" w:customStyle="1" w:styleId="Heading3">
-    <w:name w:val="Heading 3"/>
+  <w:style w:type="paragraph" w:customStyle="1" w:styleId="Ttulo31">
+    <w:name w:val="Título 31"/>
     <w:basedOn w:val="Normal"/>
     <w:rsid w:val="00BE25B6"/>
     <w:pPr>
@@ -7886,8 +7673,8 @@
       <w:sz w:val="24"/>
     </w:rPr>
   </w:style>
-  <w:style w:type="paragraph" w:customStyle="1" w:styleId="Heading4">
-    <w:name w:val="Heading 4"/>
+  <w:style w:type="paragraph" w:customStyle="1" w:styleId="Ttulo41">
+    <w:name w:val="Título 41"/>
     <w:basedOn w:val="Normal"/>
     <w:rsid w:val="00BE25B6"/>
     <w:pPr>
@@ -7917,8 +7704,8 @@
       <w:u w:val="single"/>
     </w:rPr>
   </w:style>
-  <w:style w:type="paragraph" w:customStyle="1" w:styleId="Heading2">
-    <w:name w:val="Heading 2"/>
+  <w:style w:type="paragraph" w:customStyle="1" w:styleId="Ttulo21">
+    <w:name w:val="Título 21"/>
     <w:basedOn w:val="Normal"/>
     <w:rsid w:val="00BE25B6"/>
     <w:pPr>
@@ -7943,8 +7730,8 @@
       <w:spacing w:after="120" w:line="480" w:lineRule="auto"/>
     </w:pPr>
   </w:style>
-  <w:style w:type="paragraph" w:customStyle="1" w:styleId="Heading1">
-    <w:name w:val="Heading 1"/>
+  <w:style w:type="paragraph" w:customStyle="1" w:styleId="Ttulo11">
+    <w:name w:val="Título 11"/>
     <w:basedOn w:val="Normal"/>
     <w:rsid w:val="00BE25B6"/>
     <w:pPr>
@@ -7958,8 +7745,8 @@
       <w:lang w:val="es-MX"/>
     </w:rPr>
   </w:style>
-  <w:style w:type="paragraph" w:customStyle="1" w:styleId="BodyText2">
-    <w:name w:val="Body Text 2"/>
+  <w:style w:type="paragraph" w:customStyle="1" w:styleId="Textoindependiente21">
+    <w:name w:val="Texto independiente 21"/>
     <w:basedOn w:val="Normal"/>
     <w:rsid w:val="00BE25B6"/>
     <w:pPr>
@@ -7975,8 +7762,8 @@
       <w:sz w:val="24"/>
     </w:rPr>
   </w:style>
-  <w:style w:type="paragraph" w:customStyle="1" w:styleId="BodyText3">
-    <w:name w:val="Body Text 3"/>
+  <w:style w:type="paragraph" w:customStyle="1" w:styleId="Textoindependiente31">
+    <w:name w:val="Texto independiente 31"/>
     <w:basedOn w:val="Normal"/>
     <w:rsid w:val="00BE25B6"/>
     <w:pPr>

--- a/backend/templates/CDMX_MUTUO_H_CASADO.docx
+++ b/backend/templates/CDMX_MUTUO_H_CASADO.docx
@@ -1929,6 +1929,81 @@
       <w:r>
         <w:rPr>
           <w:rFonts w:ascii="Arial" w:hAnsi="Arial" w:cs="Arial"/>
+          <w:bCs/>
+          <w:sz w:val="14"/>
+          <w:szCs w:val="14"/>
+        </w:rPr>
+        <w:t xml:space="preserve"> </w:t>
+      </w:r>
+      <w:r>
+        <w:rPr>
+          <w:rFonts w:ascii="Arial" w:eastAsia="Batang" w:hAnsi="Arial" w:cs="Arial"/>
+          <w:bCs/>
+          <w:sz w:val="14"/>
+          <w:szCs w:val="14"/>
+        </w:rPr>
+        <w:t xml:space="preserve">con el consentimiento de su </w:t>
+      </w:r>
+      <w:commentRangeStart w:id="5"/>
+      <w:r>
+        <w:rPr>
+          <w:rFonts w:ascii="Arial" w:eastAsia="Batang" w:hAnsi="Arial" w:cs="Arial"/>
+          <w:bCs/>
+          <w:sz w:val="14"/>
+          <w:szCs w:val="14"/>
+        </w:rPr>
+        <w:t xml:space="preserve">cónyuge </w:t>
+      </w:r>
+      <w:commentRangeEnd w:id="5"/>
+      <w:r>
+        <w:rPr>
+          <w:rStyle w:val="Refdecomentario"/>
+          <w:rFonts w:ascii="Arial" w:eastAsia="Batang" w:hAnsi="Arial" w:cs="Arial"/>
+          <w:bCs/>
+          <w:sz w:val="14"/>
+          <w:szCs w:val="14"/>
+        </w:rPr>
+        <w:commentReference w:id="5"/>
+      </w:r>
+      <w:r>
+        <w:rPr>
+          <w:rFonts w:ascii="Arial" w:eastAsia="Batang" w:hAnsi="Arial" w:cs="Arial"/>
+          <w:bCs/>
+          <w:sz w:val="14"/>
+          <w:szCs w:val="14"/>
+        </w:rPr>
+        <w:t xml:space="preserve">la señora </w:t>
+      </w:r>
+      <w:r>
+        <w:rPr>
+          <w:rFonts w:ascii="Arial" w:eastAsia="Batang" w:hAnsi="Arial" w:cs="Arial"/>
+          <w:b/>
+          <w:sz w:val="14"/>
+          <w:szCs w:val="14"/>
+        </w:rPr>
+        <w:t>{{ nombre_conyug</w:t>
+      </w:r>
+      <w:r>
+        <w:rPr>
+          <w:rFonts w:ascii="Arial" w:eastAsia="Batang" w:hAnsi="Arial" w:cs="Arial"/>
+          <w:b/>
+          <w:sz w:val="14"/>
+          <w:szCs w:val="14"/>
+        </w:rPr>
+        <w:t>u</w:t>
+      </w:r>
+      <w:r>
+        <w:rPr>
+          <w:rFonts w:ascii="Arial" w:eastAsia="Batang" w:hAnsi="Arial" w:cs="Arial"/>
+          <w:b/>
+          <w:sz w:val="14"/>
+          <w:szCs w:val="14"/>
+        </w:rPr>
+        <w:t>e }}</w:t>
+      </w:r>
+      <w:r>
+        <w:rPr>
+          <w:rFonts w:ascii="Arial" w:hAnsi="Arial" w:cs="Arial"/>
           <w:b/>
           <w:bCs/>
           <w:sz w:val="14"/>
@@ -3944,7 +4019,7 @@
         </w:rPr>
         <w:t xml:space="preserve"> </w:t>
       </w:r>
-      <w:bookmarkStart w:id="5" w:name="_Hlk164260665"/>
+      <w:bookmarkStart w:id="6" w:name="_Hlk164260665"/>
       <w:r>
         <w:rPr>
           <w:rFonts w:ascii="Arial" w:hAnsi="Arial" w:cs="Arial"/>
@@ -3953,7 +4028,7 @@
         </w:rPr>
         <w:t>declara ser de nacionalidad mexicana,</w:t>
       </w:r>
-      <w:bookmarkEnd w:id="5"/>
+      <w:bookmarkEnd w:id="6"/>
       <w:r>
         <w:rPr>
           <w:rFonts w:ascii="Arial" w:hAnsi="Arial" w:cs="Arial"/>
@@ -4208,7 +4283,7 @@
         </w:rPr>
         <w:tab/>
       </w:r>
-      <w:bookmarkStart w:id="6" w:name="_Hlk519588694"/>
+      <w:bookmarkStart w:id="7" w:name="_Hlk519588694"/>
     </w:p>
     <w:p>
       <w:pPr>
@@ -4312,7 +4387,7 @@
         </w:rPr>
         <w:t xml:space="preserve">.- De conformidad con lo establecido en la Ley Federal de Protección de Datos Personales en Posesión de los Particulares y su Reglamento, hice saber y expliqué a la compareciente de este instrumento, el contenido íntegro del aviso de privacidad que se encuentra exhibido en diversas áreas de las oficinas del suscrito Notario y en la página de internet </w:t>
       </w:r>
-      <w:hyperlink r:id="rId8" w:history="1">
+      <w:hyperlink r:id="rId11" w:history="1">
         <w:r>
           <w:rPr>
             <w:rStyle w:val="Hipervnculo"/>
@@ -4339,7 +4414,7 @@
         </w:rPr>
         <w:tab/>
       </w:r>
-      <w:bookmarkEnd w:id="6"/>
+      <w:bookmarkEnd w:id="7"/>
     </w:p>
     <w:p>
       <w:pPr>
@@ -5442,8 +5517,8 @@
       </w:pPr>
     </w:p>
     <w:sectPr>
-      <w:headerReference w:type="default" r:id="rId9"/>
-      <w:footerReference w:type="default" r:id="rId10"/>
+      <w:headerReference w:type="default" r:id="rId12"/>
+      <w:footerReference w:type="default" r:id="rId13"/>
       <w:pgSz w:w="12240" w:h="19293" w:code="305"/>
       <w:pgMar w:top="2552" w:right="1418" w:bottom="1701" w:left="1701" w:header="2098" w:footer="567" w:gutter="0"/>
       <w:cols w:space="708"/>
@@ -5451,6 +5526,39 @@
     </w:sectPr>
   </w:body>
 </w:document>
+</file>
+
+<file path=word/comments.xml><?xml version="1.0" encoding="utf-8"?>
+<w:comments xmlns:wpc="http://schemas.microsoft.com/office/word/2010/wordprocessingCanvas" xmlns:cx="http://schemas.microsoft.com/office/drawing/2014/chartex" xmlns:cx1="http://schemas.microsoft.com/office/drawing/2015/9/8/chartex" xmlns:cx2="http://schemas.microsoft.com/office/drawing/2015/10/21/chartex" xmlns:cx3="http://schemas.microsoft.com/office/drawing/2016/5/9/chartex" xmlns:cx4="http://schemas.microsoft.com/office/drawing/2016/5/10/chartex" xmlns:cx5="http://schemas.microsoft.com/office/drawing/2016/5/11/chartex" xmlns:cx6="http://schemas.microsoft.com/office/drawing/2016/5/12/chartex" xmlns:cx7="http://schemas.microsoft.com/office/drawing/2016/5/13/chartex" xmlns:cx8="http://schemas.microsoft.com/office/drawing/2016/5/14/chartex" xmlns:mc="http://schemas.openxmlformats.org/markup-compatibility/2006" xmlns:aink="http://schemas.microsoft.com/office/drawing/2016/ink" xmlns:am3d="http://schemas.microsoft.com/office/drawing/2017/model3d" xmlns:o="urn:schemas-microsoft-com:office:office" xmlns:oel="http://schemas.microsoft.com/office/2019/extlst" xmlns:r="http://schemas.openxmlformats.org/officeDocument/2006/relationships" xmlns:m="http://schemas.openxmlformats.org/officeDocument/2006/math" xmlns:v="urn:schemas-microsoft-com:vml" xmlns:wp14="http://schemas.microsoft.com/office/word/2010/wordprocessingDrawing" xmlns:wp="http://schemas.openxmlformats.org/drawingml/2006/wordprocessingDrawing" xmlns:w10="urn:schemas-microsoft-com:office:word" xmlns:w="http://schemas.openxmlformats.org/wordprocessingml/2006/main" xmlns:w14="http://schemas.microsoft.com/office/word/2010/wordml" xmlns:w15="http://schemas.microsoft.com/office/word/2012/wordml" xmlns:w16cex="http://schemas.microsoft.com/office/word/2018/wordml/cex" xmlns:w16cid="http://schemas.microsoft.com/office/word/2016/wordml/cid" xmlns:w16="http://schemas.microsoft.com/office/word/2018/wordml" xmlns:w16du="http://schemas.microsoft.com/office/word/2023/wordml/word16du" xmlns:w16sdtdh="http://schemas.microsoft.com/office/word/2020/wordml/sdtdatahash" xmlns:w16sdtfl="http://schemas.microsoft.com/office/word/2024/wordml/sdtformatlock" xmlns:w16se="http://schemas.microsoft.com/office/word/2015/wordml/symex" xmlns:wpg="http://schemas.microsoft.com/office/word/2010/wordprocessingGroup" xmlns:wpi="http://schemas.microsoft.com/office/word/2010/wordprocessingInk" xmlns:wne="http://schemas.microsoft.com/office/word/2006/wordml" xmlns:wps="http://schemas.microsoft.com/office/word/2010/wordprocessingShape" mc:Ignorable="w14 w15 w16se w16cid w16 w16cex w16sdtdh w16sdtfl w16du wp14">
+  <w:comment w:id="5" w:author="Soporte Sistemas" w:date="2025-12-18T15:04:00Z" w:initials="SS">
+    <w:p>
+      <w:pPr>
+        <w:pStyle w:val="Textocomentario"/>
+      </w:pPr>
+      <w:r>
+        <w:rPr>
+          <w:rStyle w:val="Refdecomentario"/>
+        </w:rPr>
+        <w:annotationRef/>
+      </w:r>
+      <w:r>
+        <w:t>#7. NOMBRE DEL CÓNYUGE</w:t>
+      </w:r>
+    </w:p>
+  </w:comment>
+</w:comments>
+</file>
+
+<file path=word/commentsExtended.xml><?xml version="1.0" encoding="utf-8"?>
+<w15:commentsEx xmlns:wpc="http://schemas.microsoft.com/office/word/2010/wordprocessingCanvas" xmlns:cx="http://schemas.microsoft.com/office/drawing/2014/chartex" xmlns:cx1="http://schemas.microsoft.com/office/drawing/2015/9/8/chartex" xmlns:cx2="http://schemas.microsoft.com/office/drawing/2015/10/21/chartex" xmlns:cx3="http://schemas.microsoft.com/office/drawing/2016/5/9/chartex" xmlns:cx4="http://schemas.microsoft.com/office/drawing/2016/5/10/chartex" xmlns:cx5="http://schemas.microsoft.com/office/drawing/2016/5/11/chartex" xmlns:cx6="http://schemas.microsoft.com/office/drawing/2016/5/12/chartex" xmlns:cx7="http://schemas.microsoft.com/office/drawing/2016/5/13/chartex" xmlns:cx8="http://schemas.microsoft.com/office/drawing/2016/5/14/chartex" xmlns:mc="http://schemas.openxmlformats.org/markup-compatibility/2006" xmlns:aink="http://schemas.microsoft.com/office/drawing/2016/ink" xmlns:am3d="http://schemas.microsoft.com/office/drawing/2017/model3d" xmlns:o="urn:schemas-microsoft-com:office:office" xmlns:oel="http://schemas.microsoft.com/office/2019/extlst" xmlns:r="http://schemas.openxmlformats.org/officeDocument/2006/relationships" xmlns:m="http://schemas.openxmlformats.org/officeDocument/2006/math" xmlns:v="urn:schemas-microsoft-com:vml" xmlns:wp14="http://schemas.microsoft.com/office/word/2010/wordprocessingDrawing" xmlns:wp="http://schemas.openxmlformats.org/drawingml/2006/wordprocessingDrawing" xmlns:w10="urn:schemas-microsoft-com:office:word" xmlns:w="http://schemas.openxmlformats.org/wordprocessingml/2006/main" xmlns:w14="http://schemas.microsoft.com/office/word/2010/wordml" xmlns:w15="http://schemas.microsoft.com/office/word/2012/wordml" xmlns:w16cex="http://schemas.microsoft.com/office/word/2018/wordml/cex" xmlns:w16cid="http://schemas.microsoft.com/office/word/2016/wordml/cid" xmlns:w16="http://schemas.microsoft.com/office/word/2018/wordml" xmlns:w16du="http://schemas.microsoft.com/office/word/2023/wordml/word16du" xmlns:w16sdtdh="http://schemas.microsoft.com/office/word/2020/wordml/sdtdatahash" xmlns:w16sdtfl="http://schemas.microsoft.com/office/word/2024/wordml/sdtformatlock" xmlns:w16se="http://schemas.microsoft.com/office/word/2015/wordml/symex" xmlns:wpg="http://schemas.microsoft.com/office/word/2010/wordprocessingGroup" xmlns:wpi="http://schemas.microsoft.com/office/word/2010/wordprocessingInk" xmlns:wne="http://schemas.microsoft.com/office/word/2006/wordml" xmlns:wps="http://schemas.microsoft.com/office/word/2010/wordprocessingShape" mc:Ignorable="w14 w15 w16se w16cid w16 w16cex w16sdtdh w16sdtfl w16du wp14">
+  <w15:commentEx w15:paraId="1B04D5AB" w15:done="0"/>
+</w15:commentsEx>
+</file>
+
+<file path=word/commentsIds.xml><?xml version="1.0" encoding="utf-8"?>
+<w16cid:commentsIds xmlns:wpc="http://schemas.microsoft.com/office/word/2010/wordprocessingCanvas" xmlns:cx="http://schemas.microsoft.com/office/drawing/2014/chartex" xmlns:cx1="http://schemas.microsoft.com/office/drawing/2015/9/8/chartex" xmlns:cx2="http://schemas.microsoft.com/office/drawing/2015/10/21/chartex" xmlns:cx3="http://schemas.microsoft.com/office/drawing/2016/5/9/chartex" xmlns:cx4="http://schemas.microsoft.com/office/drawing/2016/5/10/chartex" xmlns:cx5="http://schemas.microsoft.com/office/drawing/2016/5/11/chartex" xmlns:cx6="http://schemas.microsoft.com/office/drawing/2016/5/12/chartex" xmlns:cx7="http://schemas.microsoft.com/office/drawing/2016/5/13/chartex" xmlns:cx8="http://schemas.microsoft.com/office/drawing/2016/5/14/chartex" xmlns:mc="http://schemas.openxmlformats.org/markup-compatibility/2006" xmlns:aink="http://schemas.microsoft.com/office/drawing/2016/ink" xmlns:am3d="http://schemas.microsoft.com/office/drawing/2017/model3d" xmlns:o="urn:schemas-microsoft-com:office:office" xmlns:oel="http://schemas.microsoft.com/office/2019/extlst" xmlns:r="http://schemas.openxmlformats.org/officeDocument/2006/relationships" xmlns:m="http://schemas.openxmlformats.org/officeDocument/2006/math" xmlns:v="urn:schemas-microsoft-com:vml" xmlns:wp14="http://schemas.microsoft.com/office/word/2010/wordprocessingDrawing" xmlns:wp="http://schemas.openxmlformats.org/drawingml/2006/wordprocessingDrawing" xmlns:w10="urn:schemas-microsoft-com:office:word" xmlns:w="http://schemas.openxmlformats.org/wordprocessingml/2006/main" xmlns:w14="http://schemas.microsoft.com/office/word/2010/wordml" xmlns:w15="http://schemas.microsoft.com/office/word/2012/wordml" xmlns:w16cex="http://schemas.microsoft.com/office/word/2018/wordml/cex" xmlns:w16cid="http://schemas.microsoft.com/office/word/2016/wordml/cid" xmlns:w16="http://schemas.microsoft.com/office/word/2018/wordml" xmlns:w16du="http://schemas.microsoft.com/office/word/2023/wordml/word16du" xmlns:w16sdtdh="http://schemas.microsoft.com/office/word/2020/wordml/sdtdatahash" xmlns:w16sdtfl="http://schemas.microsoft.com/office/word/2024/wordml/sdtformatlock" xmlns:w16se="http://schemas.microsoft.com/office/word/2015/wordml/symex" xmlns:wpg="http://schemas.microsoft.com/office/word/2010/wordprocessingGroup" xmlns:wpi="http://schemas.microsoft.com/office/word/2010/wordprocessingInk" xmlns:wne="http://schemas.microsoft.com/office/word/2006/wordml" xmlns:wps="http://schemas.microsoft.com/office/word/2010/wordprocessingShape" mc:Ignorable="w14 w15 w16se w16cid w16 w16cex w16sdtdh w16sdtfl w16du wp14">
+  <w16cid:commentId w16cid:paraId="1B04D5AB" w16cid:durableId="3219EDB3"/>
+</w16cid:commentsIds>
 </file>
 
 <file path=word/endnotes.xml><?xml version="1.0" encoding="utf-8"?>

--- a/backend/templates/CDMX_MUTUO_H_CASADO.docx
+++ b/backend/templates/CDMX_MUTUO_H_CASADO.docx
@@ -1484,7 +1484,7 @@
           <w:szCs w:val="14"/>
           <w:lang w:val="es-ES"/>
         </w:rPr>
-        <w:t>otorgado ante la fe del Licenciado</w:t>
+        <w:t xml:space="preserve">otorgado ante la fe </w:t>
       </w:r>
       <w:r>
         <w:rPr>
@@ -1493,7 +1493,7 @@
           <w:szCs w:val="14"/>
           <w:lang w:val="es-ES"/>
         </w:rPr>
-        <w:t xml:space="preserve"> </w:t>
+        <w:t xml:space="preserve"/>
       </w:r>
       <w:r>
         <w:rPr>
